--- a/AZODO_EMEKA_CV_Machinery_Engineer_ExxonMobil_with_passport.docx
+++ b/AZODO_EMEKA_CV_Machinery_Engineer_ExxonMobil_with_passport.docx
@@ -985,7 +985,7 @@
           <w:color w:val="1A1A1A"/>
           <w:sz w:val="18"/>
         </w:rPr>
-        <w:t>10-year high filter clog rate on the lube-oil system:</w:t>
+        <w:t>15-year high filter clog rate on the lube-oil system:</w:t>
       </w:r>
       <w:r>
         <w:rPr>
@@ -995,7 +995,7 @@
           <w:color w:val="1A1A1A"/>
           <w:sz w:val="18"/>
         </w:rPr>
-        <w:t xml:space="preserve"> identified the problem during a systematic system review, tracing a decade of high differential pressure, rapid filter clogging and element collapse to undocumented as-built versus as-designed discrepancies. Introduced an elemental </w:t>
+        <w:t xml:space="preserve"> identified the problem during a systematic system review, tracing a decade and a half of high differential pressure, rapid filter clogging and element collapse to undocumented as-built versus as-designed discrepancies. Introduced an elemental </w:t>
       </w:r>
       <w:r>
         <w:rPr>

--- a/AZODO_EMEKA_CV_Machinery_Engineer_ExxonMobil_with_passport.docx
+++ b/AZODO_EMEKA_CV_Machinery_Engineer_ExxonMobil_with_passport.docx
@@ -459,7 +459,7 @@
                 <w:color w:val="1A1A1A"/>
                 <w:sz w:val="16"/>
               </w:rPr>
-              <w:t>Root Cause Failure Analysis (RCFA) • RCA (5-Why, Fishbone, Fault Tree) • FMEA / RCM • Bad-actor and MTBF analysis • Criticality ranking • Life-cycle cost • Reliability improvement and defect-elimination programmes</w:t>
+              <w:t>Root Cause Failure Analysis (RCFA) • RCA (5-Why, Fishbone, Fault Tree) • FMEA / RCM • Crow-AMSAA reliability-growth and Weibull analysis • Bad-actor and MTBF analysis • Criticality ranking • Reliability improvement and defect-elimination programmes</w:t>
             </w:r>
           </w:p>
         </w:tc>
@@ -985,7 +985,7 @@
           <w:color w:val="1A1A1A"/>
           <w:sz w:val="18"/>
         </w:rPr>
-        <w:t>15-year high filter clog rate on the lube-oil system:</w:t>
+        <w:t>15-year fleet-wide compressor reliability closeout:</w:t>
       </w:r>
       <w:r>
         <w:rPr>
@@ -995,7 +995,7 @@
           <w:color w:val="1A1A1A"/>
           <w:sz w:val="18"/>
         </w:rPr>
-        <w:t xml:space="preserve"> identified the problem during a systematic system review, tracing a decade and a half of high differential pressure, rapid filter clogging and element collapse to undocumented as-built versus as-designed discrepancies. Introduced an elemental </w:t>
+        <w:t xml:space="preserve"> led a data-driven RCFA (2011–2026) using pooled failure-rate and </w:t>
       </w:r>
       <w:r>
         <w:rPr>
@@ -1005,7 +1005,7 @@
           <w:color w:val="1A1A1A"/>
           <w:sz w:val="18"/>
         </w:rPr>
-        <w:t>contamination tracker</w:t>
+        <w:t>Crow-AMSAA reliability-growth analysis</w:t>
       </w:r>
       <w:r>
         <w:rPr>
@@ -1015,7 +1015,7 @@
           <w:color w:val="1A1A1A"/>
           <w:sz w:val="18"/>
         </w:rPr>
-        <w:t xml:space="preserve"> with node-by-node sampling to isolate the ingress zones. Driving close-out through run-down tank flushing, reversion to the design filter elements and correctly sized control valves of the right specification, restoring the lube-oil system to design conditions.</w:t>
+        <w:t>, showing the affected compressors failing ~17× more often than a comparable benchmark unit on the same platform. Root-caused the shortfall to a wrong-specification filter element in a housing built for now-discontinued OEM hardware, predating the original 2011 investigation. Engaged the OEM and an alternative supplier on a validated fix, packaged into an eleven-action closeout with named owners and dates.</w:t>
       </w:r>
     </w:p>
     <w:p>

--- a/AZODO_EMEKA_CV_Machinery_Engineer_ExxonMobil_with_passport.docx
+++ b/AZODO_EMEKA_CV_Machinery_Engineer_ExxonMobil_with_passport.docx
@@ -119,7 +119,7 @@
           <w:b w:val="0"/>
           <w:i w:val="0"/>
           <w:color w:val="1A1A1A"/>
-          <w:sz w:val="18"/>
+          <w:sz w:val="17"/>
         </w:rPr>
         <w:t xml:space="preserve">Mechanical engineer with </w:t>
       </w:r>
@@ -129,7 +129,7 @@
           <w:b/>
           <w:i w:val="0"/>
           <w:color w:val="1A1A1A"/>
-          <w:sz w:val="18"/>
+          <w:sz w:val="17"/>
         </w:rPr>
         <w:t>10+ years' experience</w:t>
       </w:r>
@@ -139,7 +139,7 @@
           <w:b w:val="0"/>
           <w:i w:val="0"/>
           <w:color w:val="1A1A1A"/>
-          <w:sz w:val="18"/>
+          <w:sz w:val="17"/>
         </w:rPr>
         <w:t xml:space="preserve"> in machinery and rotating equipment engineering across offshore gas processing, NGL trains, associated gas gathering and gas-fired power generation — currently the </w:t>
       </w:r>
@@ -149,7 +149,7 @@
           <w:b/>
           <w:i w:val="0"/>
           <w:color w:val="1A1A1A"/>
-          <w:sz w:val="18"/>
+          <w:sz w:val="17"/>
         </w:rPr>
         <w:t>Machinery Engineer for the Oso Gas Hub</w:t>
       </w:r>
@@ -159,7 +159,7 @@
           <w:b w:val="0"/>
           <w:i w:val="0"/>
           <w:color w:val="1A1A1A"/>
-          <w:sz w:val="18"/>
+          <w:sz w:val="17"/>
         </w:rPr>
         <w:t xml:space="preserve">, the largest offshore gas processing facility in the Seplat/JV portfolio and part of the former </w:t>
       </w:r>
@@ -169,7 +169,7 @@
           <w:b/>
           <w:i w:val="0"/>
           <w:color w:val="1A1A1A"/>
-          <w:sz w:val="18"/>
+          <w:sz w:val="17"/>
         </w:rPr>
         <w:t>Mobil Producing Nigeria</w:t>
       </w:r>
@@ -179,7 +179,7 @@
           <w:b w:val="0"/>
           <w:i w:val="0"/>
           <w:color w:val="1A1A1A"/>
-          <w:sz w:val="18"/>
+          <w:sz w:val="17"/>
         </w:rPr>
         <w:t xml:space="preserve"> asset base, whose standards and work processes remain ExxonMobil-legacy. Safeguards </w:t>
       </w:r>
@@ -189,7 +189,7 @@
           <w:b/>
           <w:i w:val="0"/>
           <w:color w:val="1A1A1A"/>
-          <w:sz w:val="18"/>
+          <w:sz w:val="17"/>
         </w:rPr>
         <w:t>machinery reliability and availability</w:t>
       </w:r>
@@ -199,7 +199,7 @@
           <w:b w:val="0"/>
           <w:i w:val="0"/>
           <w:color w:val="1A1A1A"/>
-          <w:sz w:val="18"/>
+          <w:sz w:val="17"/>
         </w:rPr>
         <w:t xml:space="preserve"> through daily review of equipment performance — vibration, lube-oil analysis, compressor maps, turbine parameters and pump curves — through SolarInsight, Seeq and PI XHQ. </w:t>
       </w:r>
@@ -209,7 +209,7 @@
           <w:b/>
           <w:i w:val="0"/>
           <w:color w:val="1A1A1A"/>
-          <w:sz w:val="18"/>
+          <w:sz w:val="17"/>
         </w:rPr>
         <w:t>Technical lead for machinery troubleshooting and recovery, including root cause analysis of complex failures</w:t>
       </w:r>
@@ -219,7 +219,7 @@
           <w:b w:val="0"/>
           <w:i w:val="0"/>
           <w:color w:val="1A1A1A"/>
-          <w:sz w:val="18"/>
+          <w:sz w:val="17"/>
         </w:rPr>
         <w:t xml:space="preserve">; screens opportunity and exposure risk and contributes to detailed risk assessments; reviews equipment and system changes, specifications and deviations; and supports FAT/SAT, commissioning and start-up. Experienced with </w:t>
       </w:r>
@@ -229,7 +229,7 @@
           <w:b/>
           <w:i w:val="0"/>
           <w:color w:val="1A1A1A"/>
-          <w:sz w:val="18"/>
+          <w:sz w:val="17"/>
         </w:rPr>
         <w:t>machinery controls and protection systems</w:t>
       </w:r>
@@ -239,7 +239,7 @@
           <w:b w:val="0"/>
           <w:i w:val="0"/>
           <w:color w:val="1A1A1A"/>
-          <w:sz w:val="18"/>
+          <w:sz w:val="17"/>
         </w:rPr>
         <w:t xml:space="preserve"> (Honeywell CCC anti-surge), and interfaces daily with operations, maintenance, inspection and OEMs.</w:t>
       </w:r>
@@ -727,7 +727,7 @@
           <w:b w:val="0"/>
           <w:i w:val="0"/>
           <w:color w:val="1A1A1A"/>
-          <w:sz w:val="18"/>
+          <w:sz w:val="17"/>
         </w:rPr>
         <w:t xml:space="preserve">Provides rotating equipment and reliability engineering support across three offshore assets; deployed February 2026 as the dedicated </w:t>
       </w:r>
@@ -737,7 +737,7 @@
           <w:b/>
           <w:i w:val="0"/>
           <w:color w:val="1A1A1A"/>
-          <w:sz w:val="18"/>
+          <w:sz w:val="17"/>
         </w:rPr>
         <w:t>Machinery Engineer for the Oso Gas Hub</w:t>
       </w:r>
@@ -747,7 +747,7 @@
           <w:b w:val="0"/>
           <w:i w:val="0"/>
           <w:color w:val="1A1A1A"/>
-          <w:sz w:val="18"/>
+          <w:sz w:val="17"/>
         </w:rPr>
         <w:t xml:space="preserve"> (120 MMSCFD sales gas + NGL export, expanding to 240 MMSCFD), covering top-tier machinery (HP/LP compressors, recompressors, turbo-expanders, cryogenic pumps), utilities (gas turbine generators, firewater pumps, air compressors) and the NGL fractionation train (de-ethaniser, de-propaniser, de-butaniser).</w:t>
       </w:r>
@@ -762,7 +762,7 @@
           <w:b/>
           <w:i w:val="0"/>
           <w:color w:val="1F5C8B"/>
-          <w:sz w:val="18"/>
+          <w:sz w:val="17"/>
         </w:rPr>
         <w:t>Equipment Health Surveillance &amp; Technical Support</w:t>
       </w:r>
@@ -780,7 +780,7 @@
           <w:b w:val="0"/>
           <w:i w:val="0"/>
           <w:color w:val="1A1A1A"/>
-          <w:sz w:val="18"/>
+          <w:sz w:val="17"/>
         </w:rPr>
         <w:t xml:space="preserve">Run periodic </w:t>
       </w:r>
@@ -790,7 +790,7 @@
           <w:b/>
           <w:i w:val="0"/>
           <w:color w:val="1A1A1A"/>
-          <w:sz w:val="18"/>
+          <w:sz w:val="17"/>
         </w:rPr>
         <w:t>health assessment surveillance of critical rotating equipment</w:t>
       </w:r>
@@ -800,7 +800,7 @@
           <w:b w:val="0"/>
           <w:i w:val="0"/>
           <w:color w:val="1A1A1A"/>
-          <w:sz w:val="18"/>
+          <w:sz w:val="17"/>
         </w:rPr>
         <w:t xml:space="preserve"> — review vibration spectra and trends, lube-oil analysis results, compressor performance maps, turbine parameters and pump deliverability curves — and issue analyses and recommendations to operations, maintenance and asset management for every deviation.</w:t>
       </w:r>
@@ -818,7 +818,7 @@
           <w:b w:val="0"/>
           <w:i w:val="0"/>
           <w:color w:val="1A1A1A"/>
-          <w:sz w:val="18"/>
+          <w:sz w:val="17"/>
         </w:rPr>
         <w:t>Exploit digital solutions (</w:t>
       </w:r>
@@ -828,7 +828,7 @@
           <w:b/>
           <w:i w:val="0"/>
           <w:color w:val="1A1A1A"/>
-          <w:sz w:val="18"/>
+          <w:sz w:val="17"/>
         </w:rPr>
         <w:t>SolarInsight, Seeq, PI XHQ</w:t>
       </w:r>
@@ -838,7 +838,7 @@
           <w:b w:val="0"/>
           <w:i w:val="0"/>
           <w:color w:val="1A1A1A"/>
-          <w:sz w:val="18"/>
+          <w:sz w:val="17"/>
         </w:rPr>
         <w:t>) to trend machinery condition and process parameters, converting raw data into early-warning calls that prevent unplanned trips and deferment.</w:t>
       </w:r>
@@ -856,7 +856,7 @@
           <w:b w:val="0"/>
           <w:i w:val="0"/>
           <w:color w:val="1A1A1A"/>
-          <w:sz w:val="18"/>
+          <w:sz w:val="17"/>
         </w:rPr>
         <w:t>Act as the discipline reference point for other engineering and non-engineering functions — process, instrumentation/controls, inspection, operations, planning, procurement and finance — providing rotating-equipment technical input, spares criticality advice and specification support.</w:t>
       </w:r>
@@ -874,7 +874,7 @@
           <w:b w:val="0"/>
           <w:i w:val="0"/>
           <w:color w:val="1A1A1A"/>
-          <w:sz w:val="18"/>
+          <w:sz w:val="17"/>
         </w:rPr>
         <w:t xml:space="preserve">Provide interim </w:t>
       </w:r>
@@ -884,7 +884,7 @@
           <w:b/>
           <w:i w:val="0"/>
           <w:color w:val="1A1A1A"/>
-          <w:sz w:val="18"/>
+          <w:sz w:val="17"/>
         </w:rPr>
         <w:t>Asset Engineer coverage</w:t>
       </w:r>
@@ -894,7 +894,7 @@
           <w:b w:val="0"/>
           <w:i w:val="0"/>
           <w:color w:val="1A1A1A"/>
-          <w:sz w:val="18"/>
+          <w:sz w:val="17"/>
         </w:rPr>
         <w:t>, extending beyond machinery into production optimisation, process stabilisation and non-machinery plant systems — ensuring uninterrupted technical support across the facility.</w:t>
       </w:r>
@@ -909,7 +909,7 @@
           <w:b/>
           <w:i w:val="0"/>
           <w:color w:val="1F5C8B"/>
-          <w:sz w:val="18"/>
+          <w:sz w:val="17"/>
         </w:rPr>
         <w:t>Machinery Problem Resolution, RCFA &amp; Investigations</w:t>
       </w:r>
@@ -927,7 +927,7 @@
           <w:b/>
           <w:i w:val="0"/>
           <w:color w:val="1A1A1A"/>
-          <w:sz w:val="18"/>
+          <w:sz w:val="17"/>
         </w:rPr>
         <w:t>LP gas compressor (130 MMSCFD, 1,440+ psi) severe vibration after bundle change-out:</w:t>
       </w:r>
@@ -937,7 +937,7 @@
           <w:b w:val="0"/>
           <w:i w:val="0"/>
           <w:color w:val="1A1A1A"/>
-          <w:sz w:val="18"/>
+          <w:sz w:val="17"/>
         </w:rPr>
         <w:t xml:space="preserve"> led the multi-discipline RCA with OEM and in-house teams — mapped contamination paths, ran sectioned borescope inspections of cooler bundles, identified debris-induced rotor unbalance, then directed process piping cleaning, lube-oil flushing and re-inspection. Machine restored to acceptable ISO vibration limits and returned to service.</w:t>
       </w:r>
@@ -955,7 +955,7 @@
           <w:b/>
           <w:i w:val="0"/>
           <w:color w:val="1A1A1A"/>
-          <w:sz w:val="18"/>
+          <w:sz w:val="17"/>
         </w:rPr>
         <w:t>HP gas compression system (120 MMSCFD, 5,500+ psi):</w:t>
       </w:r>
@@ -965,7 +965,7 @@
           <w:b w:val="0"/>
           <w:i w:val="0"/>
           <w:color w:val="1A1A1A"/>
-          <w:sz w:val="18"/>
+          <w:sz w:val="17"/>
         </w:rPr>
         <w:t xml:space="preserve"> developed and drove the restoration strategy for the facility's most critical train, safeguarding continuity of gas export to the terminal.</w:t>
       </w:r>
@@ -983,7 +983,7 @@
           <w:b/>
           <w:i w:val="0"/>
           <w:color w:val="1A1A1A"/>
-          <w:sz w:val="18"/>
+          <w:sz w:val="17"/>
         </w:rPr>
         <w:t>15-year fleet-wide compressor reliability closeout:</w:t>
       </w:r>
@@ -993,7 +993,7 @@
           <w:b w:val="0"/>
           <w:i w:val="0"/>
           <w:color w:val="1A1A1A"/>
-          <w:sz w:val="18"/>
+          <w:sz w:val="17"/>
         </w:rPr>
         <w:t xml:space="preserve"> led a data-driven RCFA (2011–2026) using pooled failure-rate and </w:t>
       </w:r>
@@ -1003,7 +1003,7 @@
           <w:b/>
           <w:i w:val="0"/>
           <w:color w:val="1A1A1A"/>
-          <w:sz w:val="18"/>
+          <w:sz w:val="17"/>
         </w:rPr>
         <w:t>Crow-AMSAA reliability-growth analysis</w:t>
       </w:r>
@@ -1013,7 +1013,7 @@
           <w:b w:val="0"/>
           <w:i w:val="0"/>
           <w:color w:val="1A1A1A"/>
-          <w:sz w:val="18"/>
+          <w:sz w:val="17"/>
         </w:rPr>
         <w:t>, showing the affected compressors failing ~17× more often than a comparable benchmark unit on the same platform. Root-caused the shortfall to a wrong-specification filter element in a housing built for now-discontinued OEM hardware, predating the original 2011 investigation. Engaged the OEM and an alternative supplier on a validated fix, packaged into an eleven-action closeout with named owners and dates.</w:t>
       </w:r>
@@ -1031,7 +1031,35 @@
           <w:b/>
           <w:i w:val="0"/>
           <w:color w:val="1A1A1A"/>
-          <w:sz w:val="18"/>
+          <w:sz w:val="17"/>
+        </w:rPr>
+        <w:t>LPA compressor bearing rust contamination:</w:t>
+      </w:r>
+      <w:r>
+        <w:rPr>
+          <w:rFonts w:ascii="Calibri" w:hAnsi="Calibri"/>
+          <w:b w:val="0"/>
+          <w:i w:val="0"/>
+          <w:color w:val="1A1A1A"/>
+          <w:sz w:val="17"/>
+        </w:rPr>
+        <w:t xml:space="preserve"> compared oil signatures across the holding tank, reservoir, pre/post-filtration points and overhead tanks to isolate the source. Fill-and-drain gave no improvement, so escalated to manhole entry and pulse jetting — recovering a thick paste of dirt and rust likely dating to the unit's 1995 commissioning.</w:t>
+      </w:r>
+    </w:p>
+    <w:p>
+      <w:pPr>
+        <w:pStyle w:val="ListBullet"/>
+        <w:spacing w:before="0" w:after="24" w:line="240" w:lineRule="auto"/>
+        <w:ind w:left="283"/>
+        <w:jc w:val="both"/>
+      </w:pPr>
+      <w:r>
+        <w:rPr>
+          <w:rFonts w:ascii="Calibri" w:hAnsi="Calibri"/>
+          <w:b/>
+          <w:i w:val="0"/>
+          <w:color w:val="1A1A1A"/>
+          <w:sz w:val="17"/>
         </w:rPr>
         <w:t>Depropaniser pump chronic failures (BRT):</w:t>
       </w:r>
@@ -1041,7 +1069,7 @@
           <w:b w:val="0"/>
           <w:i w:val="0"/>
           <w:color w:val="1A1A1A"/>
-          <w:sz w:val="18"/>
+          <w:sz w:val="17"/>
         </w:rPr>
         <w:t xml:space="preserve"> RCFA plus an </w:t>
       </w:r>
@@ -1051,7 +1079,7 @@
           <w:b/>
           <w:i w:val="0"/>
           <w:color w:val="1A1A1A"/>
-          <w:sz w:val="18"/>
+          <w:sz w:val="17"/>
         </w:rPr>
         <w:t>API 610</w:t>
       </w:r>
@@ -1061,7 +1089,7 @@
           <w:b w:val="0"/>
           <w:i w:val="0"/>
           <w:color w:val="1A1A1A"/>
-          <w:sz w:val="18"/>
+          <w:sz w:val="17"/>
         </w:rPr>
         <w:t xml:space="preserve"> review of hydraulic selection, mechanical seal configuration and operating envelope proved the pump was running outside its design point; corrective actions substantially extended run-life and closed out a repeat-failure bad actor.</w:t>
       </w:r>
@@ -1079,7 +1107,7 @@
           <w:b/>
           <w:i w:val="0"/>
           <w:color w:val="1A1A1A"/>
-          <w:sz w:val="18"/>
+          <w:sz w:val="17"/>
         </w:rPr>
         <w:t>Foundation cracking across multiple pumps and generators (BRT):</w:t>
       </w:r>
@@ -1089,7 +1117,7 @@
           <w:b w:val="0"/>
           <w:i w:val="0"/>
           <w:color w:val="1A1A1A"/>
-          <w:sz w:val="18"/>
+          <w:sz w:val="17"/>
         </w:rPr>
         <w:t xml:space="preserve"> led the RCA, established the causal chain and implemented structural reinforcement that restored integrity to the affected rotating equipment foundations.</w:t>
       </w:r>
@@ -1107,7 +1135,7 @@
           <w:b/>
           <w:i w:val="0"/>
           <w:color w:val="1A1A1A"/>
-          <w:sz w:val="18"/>
+          <w:sz w:val="17"/>
         </w:rPr>
         <w:t>Solar Taurus 60 gas turbine generator failure-to-crank:</w:t>
       </w:r>
@@ -1117,7 +1145,7 @@
           <w:b w:val="0"/>
           <w:i w:val="0"/>
           <w:color w:val="1A1A1A"/>
-          <w:sz w:val="18"/>
+          <w:sz w:val="17"/>
         </w:rPr>
         <w:t xml:space="preserve"> supported diagnosis and corrective action with the OEM, restoring power generation availability to the terminal.</w:t>
       </w:r>
@@ -1135,7 +1163,7 @@
           <w:b/>
           <w:i w:val="0"/>
           <w:color w:val="1A1A1A"/>
-          <w:sz w:val="18"/>
+          <w:sz w:val="17"/>
         </w:rPr>
         <w:t>Firewater diesel engine vibration (UBIT):</w:t>
       </w:r>
@@ -1145,7 +1173,7 @@
           <w:b w:val="0"/>
           <w:i w:val="0"/>
           <w:color w:val="1A1A1A"/>
-          <w:sz w:val="18"/>
+          <w:sz w:val="17"/>
         </w:rPr>
         <w:t xml:space="preserve"> resolved a long-standing vibration problem on a safety-critical package and validated performance against pump-curve criteria during deliverability testing.</w:t>
       </w:r>
@@ -1163,7 +1191,7 @@
           <w:b w:val="0"/>
           <w:i w:val="0"/>
           <w:color w:val="1A1A1A"/>
-          <w:sz w:val="18"/>
+          <w:sz w:val="17"/>
         </w:rPr>
         <w:t xml:space="preserve">Work with operations, maintenance, inspection and electrical teams to resolve </w:t>
       </w:r>
@@ -1173,7 +1201,7 @@
           <w:b/>
           <w:i w:val="0"/>
           <w:color w:val="1A1A1A"/>
-          <w:sz w:val="18"/>
+          <w:sz w:val="17"/>
         </w:rPr>
         <w:t>machinery vibration problems across pumps, diesel engines and electric motor drivers</w:t>
       </w:r>
@@ -1183,7 +1211,7 @@
           <w:b w:val="0"/>
           <w:i w:val="0"/>
           <w:color w:val="1A1A1A"/>
-          <w:sz w:val="18"/>
+          <w:sz w:val="17"/>
         </w:rPr>
         <w:t xml:space="preserve"> on several offshore platforms and onshore plants — field diagnosis through spectra, phase and alignment checks, corrective action, and post-repair verification against ISO limits.</w:t>
       </w:r>
@@ -1198,7 +1226,7 @@
           <w:b/>
           <w:i w:val="0"/>
           <w:color w:val="1F5C8B"/>
-          <w:sz w:val="18"/>
+          <w:sz w:val="17"/>
         </w:rPr>
         <w:t>Risk, Change Review, Projects &amp; Start-up</w:t>
       </w:r>
@@ -1216,7 +1244,7 @@
           <w:b w:val="0"/>
           <w:i w:val="0"/>
           <w:color w:val="1A1A1A"/>
-          <w:sz w:val="18"/>
+          <w:sz w:val="17"/>
         </w:rPr>
         <w:t xml:space="preserve">Contribute to </w:t>
       </w:r>
@@ -1226,7 +1254,7 @@
           <w:b/>
           <w:i w:val="0"/>
           <w:color w:val="1A1A1A"/>
-          <w:sz w:val="18"/>
+          <w:sz w:val="17"/>
         </w:rPr>
         <w:t>risk assessments, HAZID and safety reviews</w:t>
       </w:r>
@@ -1236,7 +1264,7 @@
           <w:b w:val="0"/>
           <w:i w:val="0"/>
           <w:color w:val="1A1A1A"/>
-          <w:sz w:val="18"/>
+          <w:sz w:val="17"/>
         </w:rPr>
         <w:t xml:space="preserve"> for machinery interventions, and prepare Lessons Learned under a </w:t>
       </w:r>
@@ -1246,7 +1274,7 @@
           <w:b/>
           <w:i w:val="0"/>
           <w:color w:val="1A1A1A"/>
-          <w:sz w:val="18"/>
+          <w:sz w:val="17"/>
         </w:rPr>
         <w:t>PDRR (Prevent, Detect, Respond, Recover)</w:t>
       </w:r>
@@ -1256,7 +1284,7 @@
           <w:b w:val="0"/>
           <w:i w:val="0"/>
           <w:color w:val="1A1A1A"/>
-          <w:sz w:val="18"/>
+          <w:sz w:val="17"/>
         </w:rPr>
         <w:t xml:space="preserve"> framework to prevent recurrence.</w:t>
       </w:r>
@@ -1274,7 +1302,7 @@
           <w:b w:val="0"/>
           <w:i w:val="0"/>
           <w:color w:val="1A1A1A"/>
-          <w:sz w:val="18"/>
+          <w:sz w:val="17"/>
         </w:rPr>
         <w:t>Review equipment and system changes (MOC) for their effect on reliability, operability and maintainability; analyse deviations from specification and recommend accept/reject positions.</w:t>
       </w:r>
@@ -1292,7 +1320,7 @@
           <w:b w:val="0"/>
           <w:i w:val="0"/>
           <w:color w:val="1A1A1A"/>
-          <w:sz w:val="18"/>
+          <w:sz w:val="17"/>
         </w:rPr>
         <w:t xml:space="preserve">Developed and now steward the facility </w:t>
       </w:r>
@@ -1302,7 +1330,7 @@
           <w:b/>
           <w:i w:val="0"/>
           <w:color w:val="1A1A1A"/>
-          <w:sz w:val="18"/>
+          <w:sz w:val="17"/>
         </w:rPr>
         <w:t>Pre-Startup Safety Review (PSSR)</w:t>
       </w:r>
@@ -1312,7 +1340,7 @@
           <w:b w:val="0"/>
           <w:i w:val="0"/>
           <w:color w:val="1A1A1A"/>
-          <w:sz w:val="18"/>
+          <w:sz w:val="17"/>
         </w:rPr>
         <w:t xml:space="preserve"> process for turbines and compressors — verifying scope completion and safe restart readiness after maintenance and shutdowns.</w:t>
       </w:r>
@@ -1330,7 +1358,7 @@
           <w:b w:val="0"/>
           <w:i w:val="0"/>
           <w:color w:val="1A1A1A"/>
-          <w:sz w:val="18"/>
+          <w:sz w:val="17"/>
         </w:rPr>
         <w:t xml:space="preserve">Support shutdown and turnaround planning with an emphasis on </w:t>
       </w:r>
@@ -1340,7 +1368,7 @@
           <w:b/>
           <w:i w:val="0"/>
           <w:color w:val="1A1A1A"/>
-          <w:sz w:val="18"/>
+          <w:sz w:val="17"/>
         </w:rPr>
         <w:t>optimising machinery scope and duration</w:t>
       </w:r>
@@ -1350,7 +1378,7 @@
           <w:b w:val="0"/>
           <w:i w:val="0"/>
           <w:color w:val="1A1A1A"/>
-          <w:sz w:val="18"/>
+          <w:sz w:val="17"/>
         </w:rPr>
         <w:t>, and provide start-up, commissioning and OEM coordination for critical rotating equipment.</w:t>
       </w:r>
@@ -1368,7 +1396,7 @@
           <w:b w:val="0"/>
           <w:i w:val="0"/>
           <w:color w:val="1A1A1A"/>
-          <w:sz w:val="18"/>
+          <w:sz w:val="17"/>
         </w:rPr>
         <w:t xml:space="preserve">Provide discipline support to the </w:t>
       </w:r>
@@ -1378,7 +1406,7 @@
           <w:b/>
           <w:i w:val="0"/>
           <w:color w:val="1A1A1A"/>
-          <w:sz w:val="18"/>
+          <w:sz w:val="17"/>
         </w:rPr>
         <w:t>120 → 240 MMSCFD expansion</w:t>
       </w:r>
@@ -1388,7 +1416,7 @@
           <w:b w:val="0"/>
           <w:i w:val="0"/>
           <w:color w:val="1A1A1A"/>
-          <w:sz w:val="18"/>
+          <w:sz w:val="17"/>
         </w:rPr>
         <w:t>, reviewing machinery selection and integration of new equipment into the existing gas processing and NGL trains.</w:t>
       </w:r>
@@ -1495,7 +1523,7 @@
           <w:b w:val="0"/>
           <w:i w:val="0"/>
           <w:color w:val="1A1A1A"/>
-          <w:sz w:val="18"/>
+          <w:sz w:val="17"/>
         </w:rPr>
         <w:t xml:space="preserve">Led </w:t>
       </w:r>
@@ -1505,7 +1533,7 @@
           <w:b/>
           <w:i w:val="0"/>
           <w:color w:val="1A1A1A"/>
-          <w:sz w:val="18"/>
+          <w:sz w:val="17"/>
         </w:rPr>
         <w:t>Reliability-Centred Maintenance (RCM)</w:t>
       </w:r>
@@ -1515,7 +1543,7 @@
           <w:b w:val="0"/>
           <w:i w:val="0"/>
           <w:color w:val="1A1A1A"/>
-          <w:sz w:val="18"/>
+          <w:sz w:val="17"/>
         </w:rPr>
         <w:t xml:space="preserve"> deployment across the generating fleet, improving availability and MTBF of critical rotating equipment through revised strategies and defect elimination.</w:t>
       </w:r>
@@ -1533,7 +1561,7 @@
           <w:b w:val="0"/>
           <w:i w:val="0"/>
           <w:color w:val="1A1A1A"/>
-          <w:sz w:val="18"/>
+          <w:sz w:val="17"/>
         </w:rPr>
         <w:t xml:space="preserve">Supervised </w:t>
       </w:r>
@@ -1543,7 +1571,7 @@
           <w:b/>
           <w:i w:val="0"/>
           <w:color w:val="1A1A1A"/>
-          <w:sz w:val="18"/>
+          <w:sz w:val="17"/>
         </w:rPr>
         <w:t>gas turbine performance testing to ASME PTC-22</w:t>
       </w:r>
@@ -1553,7 +1581,7 @@
           <w:b w:val="0"/>
           <w:i w:val="0"/>
           <w:color w:val="1A1A1A"/>
-          <w:sz w:val="18"/>
+          <w:sz w:val="17"/>
         </w:rPr>
         <w:t xml:space="preserve"> — power output, heat rate and thermal efficiency verification — and used the results to drive degradation-recovery and washing decisions.</w:t>
       </w:r>
@@ -1571,7 +1599,7 @@
           <w:b w:val="0"/>
           <w:i w:val="0"/>
           <w:color w:val="1A1A1A"/>
-          <w:sz w:val="18"/>
+          <w:sz w:val="17"/>
         </w:rPr>
         <w:t xml:space="preserve">Managed OEM </w:t>
       </w:r>
@@ -1581,7 +1609,7 @@
           <w:b/>
           <w:i w:val="0"/>
           <w:color w:val="1A1A1A"/>
-          <w:sz w:val="18"/>
+          <w:sz w:val="17"/>
         </w:rPr>
         <w:t>Factory Acceptance Tests (FAT)</w:t>
       </w:r>
@@ -1591,7 +1619,7 @@
           <w:b w:val="0"/>
           <w:i w:val="0"/>
           <w:color w:val="1A1A1A"/>
-          <w:sz w:val="18"/>
+          <w:sz w:val="17"/>
         </w:rPr>
         <w:t xml:space="preserve"> for critical rotating equipment, witnessing performance and mechanical running tests and closing out punch items before shipment.</w:t>
       </w:r>
@@ -1609,7 +1637,7 @@
           <w:b w:val="0"/>
           <w:i w:val="0"/>
           <w:color w:val="1A1A1A"/>
-          <w:sz w:val="18"/>
+          <w:sz w:val="17"/>
         </w:rPr>
         <w:t xml:space="preserve">Seconded as </w:t>
       </w:r>
@@ -1619,7 +1647,7 @@
           <w:b/>
           <w:i w:val="0"/>
           <w:color w:val="1A1A1A"/>
-          <w:sz w:val="18"/>
+          <w:sz w:val="17"/>
         </w:rPr>
         <w:t>Lead Mechanical/Reliability Engineer for the start-up of the Imo River Associated Gas Gathering (AGG) plant</w:t>
       </w:r>
@@ -1629,7 +1657,7 @@
           <w:b w:val="0"/>
           <w:i w:val="0"/>
           <w:color w:val="1A1A1A"/>
-          <w:sz w:val="18"/>
+          <w:sz w:val="17"/>
         </w:rPr>
         <w:t>, an upstream associated-gas facility — pre-commissioning checks, machinery alignment and verification, first fire and load-up support.</w:t>
       </w:r>
@@ -1647,7 +1675,7 @@
           <w:b w:val="0"/>
           <w:i w:val="0"/>
           <w:color w:val="1A1A1A"/>
-          <w:sz w:val="18"/>
+          <w:sz w:val="17"/>
         </w:rPr>
         <w:t xml:space="preserve">Designed and deployed </w:t>
       </w:r>
@@ -1657,7 +1685,7 @@
           <w:b/>
           <w:i w:val="0"/>
           <w:color w:val="1A1A1A"/>
-          <w:sz w:val="18"/>
+          <w:sz w:val="17"/>
         </w:rPr>
         <w:t>IIoT-based condition monitoring and predictive maintenance</w:t>
       </w:r>
@@ -1667,7 +1695,7 @@
           <w:b w:val="0"/>
           <w:i w:val="0"/>
           <w:color w:val="1A1A1A"/>
-          <w:sz w:val="18"/>
+          <w:sz w:val="17"/>
         </w:rPr>
         <w:t xml:space="preserve"> for gas turbines and compressors, enabling real-time machinery health visibility and delivering ~10% operational cost savings.</w:t>
       </w:r>
@@ -1685,7 +1713,7 @@
           <w:b w:val="0"/>
           <w:i w:val="0"/>
           <w:color w:val="1A1A1A"/>
-          <w:sz w:val="18"/>
+          <w:sz w:val="17"/>
         </w:rPr>
         <w:t xml:space="preserve">Cut compressor wash downtime by </w:t>
       </w:r>
@@ -1695,7 +1723,7 @@
           <w:b/>
           <w:i w:val="0"/>
           <w:color w:val="1A1A1A"/>
-          <w:sz w:val="18"/>
+          <w:sz w:val="17"/>
         </w:rPr>
         <w:t>more than 24 hours</w:t>
       </w:r>
@@ -1705,7 +1733,7 @@
           <w:b w:val="0"/>
           <w:i w:val="0"/>
           <w:color w:val="1A1A1A"/>
-          <w:sz w:val="18"/>
+          <w:sz w:val="17"/>
         </w:rPr>
         <w:t xml:space="preserve"> per event through procedure and scope optimisation.</w:t>
       </w:r>
@@ -1812,7 +1840,7 @@
           <w:b w:val="0"/>
           <w:i w:val="0"/>
           <w:color w:val="1A1A1A"/>
-          <w:sz w:val="18"/>
+          <w:sz w:val="17"/>
         </w:rPr>
         <w:t xml:space="preserve">Led major </w:t>
       </w:r>
@@ -1822,7 +1850,7 @@
           <w:b/>
           <w:i w:val="0"/>
           <w:color w:val="1A1A1A"/>
-          <w:sz w:val="18"/>
+          <w:sz w:val="17"/>
         </w:rPr>
         <w:t>gas turbine and compressor overhauls</w:t>
       </w:r>
@@ -1832,7 +1860,7 @@
           <w:b w:val="0"/>
           <w:i w:val="0"/>
           <w:color w:val="1A1A1A"/>
-          <w:sz w:val="18"/>
+          <w:sz w:val="17"/>
         </w:rPr>
         <w:t xml:space="preserve"> — planning, clearance verification, rotor and bearing inspection, alignment and re-commissioning — delivering annual savings above NGN 10 million through improved spares management and maintenance planning.</w:t>
       </w:r>
@@ -1850,7 +1878,7 @@
           <w:b w:val="0"/>
           <w:i w:val="0"/>
           <w:color w:val="1A1A1A"/>
-          <w:sz w:val="18"/>
+          <w:sz w:val="17"/>
         </w:rPr>
         <w:t xml:space="preserve">Chaired cross-functional </w:t>
       </w:r>
@@ -1860,7 +1888,7 @@
           <w:b/>
           <w:i w:val="0"/>
           <w:color w:val="1A1A1A"/>
-          <w:sz w:val="18"/>
+          <w:sz w:val="17"/>
         </w:rPr>
         <w:t>RCA investigations</w:t>
       </w:r>
@@ -1870,7 +1898,7 @@
           <w:b w:val="0"/>
           <w:i w:val="0"/>
           <w:color w:val="1A1A1A"/>
-          <w:sz w:val="18"/>
+          <w:sz w:val="17"/>
         </w:rPr>
         <w:t xml:space="preserve"> into major turbomachinery failures and drove corrective actions that reduced repeat failures.</w:t>
       </w:r>
@@ -1888,7 +1916,7 @@
           <w:b w:val="0"/>
           <w:i w:val="0"/>
           <w:color w:val="1A1A1A"/>
-          <w:sz w:val="18"/>
+          <w:sz w:val="17"/>
         </w:rPr>
         <w:t>Built real-time plant monitoring dashboards giving operations and maintenance immediate visibility of machinery health, vibration trends and process deviations.</w:t>
       </w:r>
@@ -1906,7 +1934,7 @@
           <w:b w:val="0"/>
           <w:i w:val="0"/>
           <w:color w:val="1A1A1A"/>
-          <w:sz w:val="18"/>
+          <w:sz w:val="17"/>
         </w:rPr>
         <w:t>Coordinated emergency start-ups of critical turbine systems, minimising downtime and restoring generation.</w:t>
       </w:r>
@@ -2013,7 +2041,7 @@
           <w:b w:val="0"/>
           <w:i w:val="0"/>
           <w:color w:val="1A1A1A"/>
-          <w:sz w:val="18"/>
+          <w:sz w:val="17"/>
         </w:rPr>
         <w:t>Supervised maintenance of high-value turbomachinery and process equipment; delivered quality control during major inspections and overhauls to OEM and industry standards.</w:t>
       </w:r>
@@ -2031,7 +2059,7 @@
           <w:b w:val="0"/>
           <w:i w:val="0"/>
           <w:color w:val="1A1A1A"/>
-          <w:sz w:val="18"/>
+          <w:sz w:val="17"/>
         </w:rPr>
         <w:t xml:space="preserve">Applied condition monitoring — </w:t>
       </w:r>
@@ -2041,7 +2069,7 @@
           <w:b/>
           <w:i w:val="0"/>
           <w:color w:val="1A1A1A"/>
-          <w:sz w:val="18"/>
+          <w:sz w:val="17"/>
         </w:rPr>
         <w:t>vibration analysis, lube-oil analysis, thermography, dissolved gas analysis and motor current signature analysis</w:t>
       </w:r>
@@ -2051,7 +2079,7 @@
           <w:b w:val="0"/>
           <w:i w:val="0"/>
           <w:color w:val="1A1A1A"/>
-          <w:sz w:val="18"/>
+          <w:sz w:val="17"/>
         </w:rPr>
         <w:t xml:space="preserve"> — to detect anomalies and prevent unplanned downtime.</w:t>
       </w:r>
@@ -2069,7 +2097,7 @@
           <w:b w:val="0"/>
           <w:i w:val="0"/>
           <w:color w:val="1A1A1A"/>
-          <w:sz w:val="18"/>
+          <w:sz w:val="17"/>
         </w:rPr>
         <w:t>Contributed to review and update of operations and maintenance procedures, strengthening safety protocols and process efficiency.</w:t>
       </w:r>
@@ -2176,7 +2204,7 @@
           <w:b w:val="0"/>
           <w:i w:val="0"/>
           <w:color w:val="1A1A1A"/>
-          <w:sz w:val="18"/>
+          <w:sz w:val="17"/>
         </w:rPr>
         <w:t>Participated in overhauls of steam turbines, gas turbines, diesel engines and balance-of-plant equipment (pumps, compressors, valves, steam traps, accumulators); gained hands-on exposure to demineralisation, water treatment, desalination and lube-oil/water chemistry systems.</w:t>
       </w:r>
@@ -2268,7 +2296,7 @@
           <w:b w:val="0"/>
           <w:i w:val="0"/>
           <w:color w:val="1A1A1A"/>
-          <w:sz w:val="18"/>
+          <w:sz w:val="17"/>
         </w:rPr>
         <w:t>Maintained directional drilling motors and auto-torque equipment and performed QA/QC inspection of mud motors prior to rig deployment — first exposure to oil &amp; gas service operations.</w:t>
       </w:r>
@@ -2360,7 +2388,7 @@
           <w:b w:val="0"/>
           <w:i w:val="0"/>
           <w:color w:val="1A1A1A"/>
-          <w:sz w:val="18"/>
+          <w:sz w:val="17"/>
         </w:rPr>
         <w:t>Machining, bench work, precision alignment of rotating components and fault diagnosis using basic root cause techniques.</w:t>
       </w:r>
@@ -2902,7 +2930,7 @@
                 <w:color w:val="1A1A1A"/>
                 <w:sz w:val="16"/>
               </w:rPr>
-              <w:t>• Machinery Vibration Analysis &amp; Alignment — O-Secul, 2019</w:t>
+              <w:t>• BOSIET with CA-EBS (2029) &amp; Offshore Safety Permit (OSP)</w:t>
             </w:r>
           </w:p>
         </w:tc>
@@ -2924,69 +2952,7 @@
                 <w:color w:val="1A1A1A"/>
                 <w:sz w:val="16"/>
               </w:rPr>
-              <w:t>• GE Frame 9E Combined Cycle — SEPCO-Pacific, 2015</w:t>
-            </w:r>
-          </w:p>
-        </w:tc>
-        <w:tc>
-          <w:tcPr>
-            <w:tcW w:type="dxa" w:w="3288"/>
-          </w:tcPr>
-          <w:p>
-            <w:pPr>
-              <w:spacing w:before="0" w:after="20" w:line="240" w:lineRule="auto"/>
-            </w:pPr>
-            <w:r>
-              <w:rPr>
-                <w:rFonts w:ascii="Calibri" w:hAnsi="Calibri"/>
-                <w:b w:val="0"/>
-                <w:i w:val="0"/>
-                <w:color w:val="1A1A1A"/>
-                <w:sz w:val="16"/>
-              </w:rPr>
-              <w:t>• BOSIET with CA-EBS (2029) &amp; Offshore Safety Permit (OSP)</w:t>
-            </w:r>
-          </w:p>
-        </w:tc>
-        <w:tc>
-          <w:tcPr>
-            <w:tcW w:type="dxa" w:w="3288"/>
-          </w:tcPr>
-          <w:p>
-            <w:pPr>
-              <w:spacing w:before="0" w:after="20" w:line="240" w:lineRule="auto"/>
-            </w:pPr>
-            <w:r>
-              <w:rPr>
-                <w:rFonts w:ascii="Calibri" w:hAnsi="Calibri"/>
-                <w:b w:val="0"/>
-                <w:i w:val="0"/>
-                <w:color w:val="1A1A1A"/>
-                <w:sz w:val="16"/>
-              </w:rPr>
               <w:t>• HSE Level I, II &amp; III (OSHA) — HSETrain Intl., 2020</w:t>
-            </w:r>
-          </w:p>
-        </w:tc>
-      </w:tr>
-      <w:tr>
-        <w:tc>
-          <w:tcPr>
-            <w:tcW w:type="dxa" w:w="3288"/>
-          </w:tcPr>
-          <w:p>
-            <w:pPr>
-              <w:spacing w:before="0" w:after="20" w:line="240" w:lineRule="auto"/>
-            </w:pPr>
-            <w:r>
-              <w:rPr>
-                <w:rFonts w:ascii="Calibri" w:hAnsi="Calibri"/>
-                <w:b w:val="0"/>
-                <w:i w:val="0"/>
-                <w:color w:val="1A1A1A"/>
-                <w:sz w:val="16"/>
-              </w:rPr>
-              <w:t>• QHSE, Risk &amp; Sustainability Mgmt — IE Safetainability, 2024</w:t>
             </w:r>
           </w:p>
         </w:tc>
@@ -3379,7 +3345,7 @@
           <w:b/>
           <w:i w:val="0"/>
           <w:color w:val="1A1A1A"/>
-          <w:sz w:val="18"/>
+          <w:sz w:val="17"/>
         </w:rPr>
         <w:t>Availability:</w:t>
       </w:r>
@@ -3389,7 +3355,7 @@
           <w:b w:val="0"/>
           <w:i w:val="0"/>
           <w:color w:val="1A1A1A"/>
-          <w:sz w:val="18"/>
+          <w:sz w:val="17"/>
         </w:rPr>
         <w:t xml:space="preserve"> immediate mobilisation for international assignment.   </w:t>
       </w:r>
@@ -3399,7 +3365,7 @@
           <w:b/>
           <w:i w:val="0"/>
           <w:color w:val="1A1A1A"/>
-          <w:sz w:val="18"/>
+          <w:sz w:val="17"/>
         </w:rPr>
         <w:t>References:</w:t>
       </w:r>
@@ -3409,7 +3375,7 @@
           <w:b w:val="0"/>
           <w:i w:val="0"/>
           <w:color w:val="1A1A1A"/>
-          <w:sz w:val="18"/>
+          <w:sz w:val="17"/>
         </w:rPr>
         <w:t xml:space="preserve"> available on request.</w:t>
       </w:r>
@@ -3814,7 +3780,7 @@
     </w:pPr>
     <w:rPr>
       <w:rFonts w:ascii="Calibri" w:hAnsi="Calibri"/>
-      <w:sz w:val="18"/>
+      <w:sz w:val="17"/>
     </w:rPr>
   </w:style>
   <w:style w:type="paragraph" w:styleId="Header">

--- a/AZODO_EMEKA_CV_Machinery_Engineer_ExxonMobil_with_passport.docx
+++ b/AZODO_EMEKA_CV_Machinery_Engineer_ExxonMobil_with_passport.docx
@@ -79,17 +79,7 @@
           <w:color w:val="3F4A54"/>
           <w:sz w:val="17"/>
         </w:rPr>
-        <w:t xml:space="preserve">BOSIET with CA-EBS (valid to 2029)  |  Offshore Safety Permit (OSP)  |  </w:t>
-      </w:r>
-      <w:r>
-        <w:rPr>
-          <w:rFonts w:ascii="Calibri" w:hAnsi="Calibri"/>
-          <w:b/>
-          <w:i w:val="0"/>
-          <w:color w:val="3F4A54"/>
-          <w:sz w:val="17"/>
-        </w:rPr>
-        <w:t>Available for immediate international mobilisation</w:t>
+        <w:t>BOSIET with CA-EBS (valid to 2029)  |  Offshore Safety Permit (OSP)</w:t>
       </w:r>
     </w:p>
     <w:p>

--- a/AZODO_EMEKA_CV_Machinery_Engineer_ExxonMobil_with_passport.docx
+++ b/AZODO_EMEKA_CV_Machinery_Engineer_ExxonMobil_with_passport.docx
@@ -131,7 +131,7 @@
           <w:color w:val="1A1A1A"/>
           <w:sz w:val="17"/>
         </w:rPr>
-        <w:t xml:space="preserve"> in machinery and rotating equipment engineering across offshore gas processing, NGL trains, associated gas gathering and gas-fired power generation — currently the </w:t>
+        <w:t xml:space="preserve"> in machinery and rotating equipment engineering across offshore gas processing, NGL trains, associated gas gathering and gas-fired power generation; currently the </w:t>
       </w:r>
       <w:r>
         <w:rPr>
@@ -191,7 +191,7 @@
           <w:color w:val="1A1A1A"/>
           <w:sz w:val="17"/>
         </w:rPr>
-        <w:t xml:space="preserve"> through daily review of equipment performance — vibration, lube-oil analysis, compressor maps, turbine parameters and pump curves — through SolarInsight, Seeq and PI XHQ. </w:t>
+        <w:t xml:space="preserve"> through daily review of equipment performance: vibration, lube-oil analysis, compressor maps, turbine parameters and pump curves, via SolarInsight, Seeq and PI XHQ. </w:t>
       </w:r>
       <w:r>
         <w:rPr>
@@ -491,7 +491,7 @@
                 <w:color w:val="1A1A1A"/>
                 <w:sz w:val="16"/>
               </w:rPr>
-              <w:t>Major overhaul planning and execution — gas and steam turbines, compressors, pumps, engines • Brownfield verifications • Review and update of specifications • Engineering surveillance (QA/QC) • Technical review of vendor documents, data sheets and deviations • Machinery FAT/SAT witnessing • Commissioning and start-up support • PSSR development and execution</w:t>
+              <w:t>Major overhaul planning and execution: gas and steam turbines, compressors, pumps, engines • Brownfield verifications • Review and update of specifications • Engineering surveillance (QA/QC) • Technical review of vendor documents, data sheets and deviations • Machinery FAT/SAT witnessing • Commissioning and start-up support • PSSR enhancement (off-skid activity capture) and execution</w:t>
             </w:r>
           </w:p>
         </w:tc>
@@ -644,7 +644,7 @@
                 <w:color w:val="12304F"/>
                 <w:sz w:val="20"/>
               </w:rPr>
-              <w:t>Machinery Engineer Specialist II — Offshore Asset Engineering</w:t>
+              <w:t>Machinery Engineer Specialist II, Offshore Asset Engineering</w:t>
             </w:r>
           </w:p>
         </w:tc>
@@ -683,7 +683,7 @@
           <w:color w:val="3F4A54"/>
           <w:sz w:val="17"/>
         </w:rPr>
-        <w:t xml:space="preserve">Amaiden Energy Nigeria Ltd — seconded to </w:t>
+        <w:t xml:space="preserve">Amaiden Energy Nigeria Ltd, seconded to </w:t>
       </w:r>
       <w:r>
         <w:rPr>
@@ -792,7 +792,7 @@
           <w:color w:val="1A1A1A"/>
           <w:sz w:val="17"/>
         </w:rPr>
-        <w:t xml:space="preserve"> — review vibration spectra and trends, lube-oil analysis results, compressor performance maps, turbine parameters and pump deliverability curves — and issue analyses and recommendations to operations, maintenance and asset management for every deviation.</w:t>
+        <w:t>: review vibration spectra and trends, lube-oil analysis results, compressor performance maps, turbine parameters and pump deliverability curves, and issue analyses and recommendations to operations, maintenance and asset management for every deviation.</w:t>
       </w:r>
     </w:p>
     <w:p>
@@ -848,7 +848,7 @@
           <w:color w:val="1A1A1A"/>
           <w:sz w:val="17"/>
         </w:rPr>
-        <w:t>Act as the discipline reference point for other engineering and non-engineering functions — process, instrumentation/controls, inspection, operations, planning, procurement and finance — providing rotating-equipment technical input, spares criticality advice and specification support.</w:t>
+        <w:t>Act as the discipline reference point for other engineering and non-engineering functions: process, instrumentation/controls, inspection, operations, planning, procurement and finance, providing rotating-equipment technical input, spares criticality advice and specification support.</w:t>
       </w:r>
     </w:p>
     <w:p>
@@ -886,7 +886,7 @@
           <w:color w:val="1A1A1A"/>
           <w:sz w:val="17"/>
         </w:rPr>
-        <w:t>, extending beyond machinery into production optimisation, process stabilisation and non-machinery plant systems — ensuring uninterrupted technical support across the facility.</w:t>
+        <w:t>, extending beyond machinery into production optimisation, process stabilisation and non-machinery plant systems, ensuring uninterrupted technical support across the facility.</w:t>
       </w:r>
     </w:p>
     <w:p>
@@ -929,7 +929,7 @@
           <w:color w:val="1A1A1A"/>
           <w:sz w:val="17"/>
         </w:rPr>
-        <w:t xml:space="preserve"> led the multi-discipline RCA with OEM and in-house teams — mapped contamination paths, ran sectioned borescope inspections of cooler bundles, identified debris-induced rotor unbalance, then directed process piping cleaning, lube-oil flushing and re-inspection. Machine restored to acceptable ISO vibration limits and returned to service.</w:t>
+        <w:t xml:space="preserve"> led the multi-discipline RCA with OEM and in-house teams: mapped contamination paths, ran sectioned borescope inspections of cooler bundles, identified debris-induced rotor unbalance, then directed process piping cleaning, lube-oil flushing and re-inspection. Machine restored to acceptable ISO vibration limits and returned to service.</w:t>
       </w:r>
     </w:p>
     <w:p>
@@ -1033,7 +1033,7 @@
           <w:color w:val="1A1A1A"/>
           <w:sz w:val="17"/>
         </w:rPr>
-        <w:t xml:space="preserve"> compared oil signatures across the holding tank, reservoir, pre/post-filtration points and overhead tanks to isolate the source. Fill-and-drain gave no improvement, so escalated to manhole entry and pulse jetting — recovering a thick paste of dirt and rust likely dating to the unit's 1995 commissioning.</w:t>
+        <w:t xml:space="preserve"> compared oil signatures across the holding tank, reservoir, pre/post-filtration points and overhead tanks to isolate the source. Fill-and-drain gave no improvement, so escalated to manhole entry and pulse jetting, recovering a thick paste of dirt and rust likely dating to the unit's 1995 commissioning.</w:t>
       </w:r>
     </w:p>
     <w:p>
@@ -1203,7 +1203,7 @@
           <w:color w:val="1A1A1A"/>
           <w:sz w:val="17"/>
         </w:rPr>
-        <w:t xml:space="preserve"> on several offshore platforms and onshore plants — field diagnosis through spectra, phase and alignment checks, corrective action, and post-repair verification against ISO limits.</w:t>
+        <w:t xml:space="preserve"> on several offshore platforms and onshore plants: field diagnosis through spectra, phase and alignment checks, corrective action, and post-repair verification against ISO limits.</w:t>
       </w:r>
     </w:p>
     <w:p>
@@ -1312,7 +1312,7 @@
           <w:color w:val="1A1A1A"/>
           <w:sz w:val="17"/>
         </w:rPr>
-        <w:t xml:space="preserve">Developed and now steward the facility </w:t>
+        <w:t xml:space="preserve">Strengthened the facility </w:t>
       </w:r>
       <w:r>
         <w:rPr>
@@ -1332,7 +1332,7 @@
           <w:color w:val="1A1A1A"/>
           <w:sz w:val="17"/>
         </w:rPr>
-        <w:t xml:space="preserve"> process for turbines and compressors — verifying scope completion and safe restart readiness after maintenance and shutdowns.</w:t>
+        <w:t xml:space="preserve"> process to capture previously uncaptured off-skid maintenance activities, and now tailor it to each bundle change-out, which typically carries non-standard off-skid scope, verifying safe restart readiness after maintenance and shutdowns.</w:t>
       </w:r>
     </w:p>
     <w:p>
@@ -1497,7 +1497,7 @@
           <w:color w:val="3F4A54"/>
           <w:sz w:val="17"/>
         </w:rPr>
-        <w:t>First Independent Power Limited (FIPL) / Sahara Power Group — multi-site gas turbine power generation fired on natural and associated gas</w:t>
+        <w:t>First Independent Power Limited (FIPL) / Sahara Power Group, multi-site gas turbine power generation fired on natural and associated gas</w:t>
       </w:r>
     </w:p>
     <w:p>
@@ -1573,7 +1573,7 @@
           <w:color w:val="1A1A1A"/>
           <w:sz w:val="17"/>
         </w:rPr>
-        <w:t xml:space="preserve"> — power output, heat rate and thermal efficiency verification — and used the results to drive degradation-recovery and washing decisions.</w:t>
+        <w:t>: power output, heat rate and thermal efficiency verification, and used the results to drive degradation-recovery and washing decisions.</w:t>
       </w:r>
     </w:p>
     <w:p>
@@ -1639,7 +1639,7 @@
           <w:color w:val="1A1A1A"/>
           <w:sz w:val="17"/>
         </w:rPr>
-        <w:t>Lead Mechanical/Reliability Engineer for the start-up of the Imo River Associated Gas Gathering (AGG) plant</w:t>
+        <w:t>Lead Mechanical/Reliability Engineer</w:t>
       </w:r>
       <w:r>
         <w:rPr>
@@ -1649,7 +1649,7 @@
           <w:color w:val="1A1A1A"/>
           <w:sz w:val="17"/>
         </w:rPr>
-        <w:t>, an upstream associated-gas facility — pre-commissioning checks, machinery alignment and verification, first fire and load-up support.</w:t>
+        <w:t xml:space="preserve"> for the restart of the Imo River Associated Gas Gathering (AGG) plant, an upstream associated-gas facility, after roughly two years of prolonged downtime: pre-commissioning checks, machinery alignment and verification, first fire and load-up support.</w:t>
       </w:r>
     </w:p>
     <w:p>
@@ -1852,7 +1852,7 @@
           <w:color w:val="1A1A1A"/>
           <w:sz w:val="17"/>
         </w:rPr>
-        <w:t xml:space="preserve"> — planning, clearance verification, rotor and bearing inspection, alignment and re-commissioning — delivering annual savings above NGN 10 million through improved spares management and maintenance planning.</w:t>
+        <w:t>: planning, clearance verification, rotor and bearing inspection, alignment and re-commissioning, delivering annual savings above NGN 10 million through improved spares management and maintenance planning.</w:t>
       </w:r>
     </w:p>
     <w:p>
@@ -2051,7 +2051,7 @@
           <w:color w:val="1A1A1A"/>
           <w:sz w:val="17"/>
         </w:rPr>
-        <w:t xml:space="preserve">Applied condition monitoring — </w:t>
+        <w:t xml:space="preserve">Applied condition monitoring: </w:t>
       </w:r>
       <w:r>
         <w:rPr>
@@ -2071,7 +2071,7 @@
           <w:color w:val="1A1A1A"/>
           <w:sz w:val="17"/>
         </w:rPr>
-        <w:t xml:space="preserve"> — to detect anomalies and prevent unplanned downtime.</w:t>
+        <w:t>, to detect anomalies and prevent unplanned downtime.</w:t>
       </w:r>
     </w:p>
     <w:p>
@@ -2139,7 +2139,7 @@
                 <w:color w:val="12304F"/>
                 <w:sz w:val="20"/>
               </w:rPr>
-              <w:t>Graduate Engineer — Mechanical Maintenance</w:t>
+              <w:t>Graduate Engineer, Mechanical Maintenance</w:t>
             </w:r>
           </w:p>
         </w:tc>
@@ -2178,7 +2178,7 @@
           <w:color w:val="3F4A54"/>
           <w:sz w:val="17"/>
         </w:rPr>
-        <w:t>Sahara Power Group — Egbin Power Plc (1,320 MW thermal station)</w:t>
+        <w:t>Sahara Power Group, Egbin Power Plc (1,320 MW thermal station)</w:t>
       </w:r>
     </w:p>
     <w:p>
@@ -2246,7 +2246,7 @@
                 <w:color w:val="12304F"/>
                 <w:sz w:val="20"/>
               </w:rPr>
-              <w:t>Junior Engineer (Intern) — Drillog Petro-Dynamics Ltd</w:t>
+              <w:t>Junior Engineer (Intern), Drillog Petro-Dynamics Ltd</w:t>
             </w:r>
           </w:p>
         </w:tc>
@@ -2288,7 +2288,7 @@
           <w:color w:val="1A1A1A"/>
           <w:sz w:val="17"/>
         </w:rPr>
-        <w:t>Maintained directional drilling motors and auto-torque equipment and performed QA/QC inspection of mud motors prior to rig deployment — first exposure to oil &amp; gas service operations.</w:t>
+        <w:t>Maintained directional drilling motors and auto-torque equipment and performed QA/QC inspection of mud motors prior to rig deployment, first exposure to oil &amp; gas service operations.</w:t>
       </w:r>
     </w:p>
     <w:p>
@@ -2338,7 +2338,7 @@
                 <w:color w:val="12304F"/>
                 <w:sz w:val="20"/>
               </w:rPr>
-              <w:t>Mechanical Trainee — Industrial Development Centre, Owerri</w:t>
+              <w:t>Mechanical Trainee, Industrial Development Centre, Owerri</w:t>
             </w:r>
           </w:p>
         </w:tc>
@@ -2446,7 +2446,7 @@
                 <w:color w:val="12304F"/>
                 <w:sz w:val="20"/>
               </w:rPr>
-              <w:t>M.Eng Mechanical Engineering (Thermo-Fluids) — in view</w:t>
+              <w:t>M.Eng Mechanical Engineering (Thermo-Fluids), in view</w:t>
             </w:r>
           </w:p>
         </w:tc>
@@ -2520,7 +2520,7 @@
                 <w:color w:val="12304F"/>
                 <w:sz w:val="20"/>
               </w:rPr>
-              <w:t>B.Eng Mechanical Engineering — Second Class Upper (2:1), 2012</w:t>
+              <w:t>B.Eng Mechanical Engineering, Second Class Upper (2:1), 2012</w:t>
             </w:r>
           </w:p>
         </w:tc>
@@ -2560,7 +2560,7 @@
           <w:color w:val="FFFFFF"/>
           <w:sz w:val="20"/>
         </w:rPr>
-        <w:t>ROTATING EQUIPMENT PORTFOLIO — OEMS &amp; MODELS SUPPORTED</w:t>
+        <w:t>ROTATING EQUIPMENT PORTFOLIO: OEMS &amp; MODELS SUPPORTED</w:t>
       </w:r>
     </w:p>
     <w:tbl>
@@ -2710,7 +2710,7 @@
                 <w:color w:val="1A1A1A"/>
                 <w:sz w:val="16"/>
               </w:rPr>
-              <w:t>Turbo-expander / booster-compressor trains • Cryogenic pumps — Cryostar and Ebara Cryodynamics (Elliott Ebara) • NGL fractionation: de-ethaniser, de-propaniser, de-butaniser • Sales gas (C1/C2) and NGL (C3+) export systems</w:t>
+              <w:t>Turbo-expander / booster-compressor trains • Cryogenic pumps: Cryostar and Ebara Cryodynamics (Elliott Ebara) • NGL fractionation: de-ethaniser, de-propaniser, de-butaniser • Sales gas (C1/C2) and NGL (C3+) export systems</w:t>
             </w:r>
           </w:p>
         </w:tc>
@@ -2838,7 +2838,7 @@
                 <w:color w:val="1A1A1A"/>
                 <w:sz w:val="16"/>
               </w:rPr>
-              <w:t>• Vibration Analysis Category I — Istec Academy, 2024</w:t>
+              <w:t>• Vibration Analysis Category I, Istec Academy, 2024</w:t>
             </w:r>
           </w:p>
         </w:tc>
@@ -2858,7 +2858,7 @@
                 <w:color w:val="1A1A1A"/>
                 <w:sz w:val="16"/>
               </w:rPr>
-              <w:t>• Reliability Engineering Principles — Beina M&amp;R, 2024</w:t>
+              <w:t>• Reliability Engineering Principles, Beina M&amp;R, 2024</w:t>
             </w:r>
           </w:p>
         </w:tc>
@@ -2880,7 +2880,7 @@
                 <w:color w:val="1A1A1A"/>
                 <w:sz w:val="16"/>
               </w:rPr>
-              <w:t>• Gas Turbine Performance — Entropy-Tech, 2021</w:t>
+              <w:t>• Gas Turbine Performance, Entropy-Tech, 2021</w:t>
             </w:r>
           </w:p>
         </w:tc>
@@ -2900,7 +2900,7 @@
                 <w:color w:val="1A1A1A"/>
                 <w:sz w:val="16"/>
               </w:rPr>
-              <w:t>• Gas Turbine Mechanical Maintenance — Masaood John Brown, 2018</w:t>
+              <w:t>• Gas Turbine Mechanical Maintenance, Masaood John Brown, 2018</w:t>
             </w:r>
           </w:p>
         </w:tc>
@@ -2942,7 +2942,7 @@
                 <w:color w:val="1A1A1A"/>
                 <w:sz w:val="16"/>
               </w:rPr>
-              <w:t>• HSE Level I, II &amp; III (OSHA) — HSETrain Intl., 2020</w:t>
+              <w:t>• HSE Level I, II &amp; III (OSHA), HSETrain Intl., 2020</w:t>
             </w:r>
           </w:p>
         </w:tc>
@@ -2962,7 +2962,7 @@
                 <w:color w:val="1A1A1A"/>
                 <w:sz w:val="16"/>
               </w:rPr>
-              <w:t>• AI Advanced Applied Programme — Digital Regenesys, 2026</w:t>
+              <w:t>• AI Advanced Applied Programme, Digital Regenesys, 2026</w:t>
             </w:r>
           </w:p>
         </w:tc>
@@ -2982,7 +2982,7 @@
                 <w:color w:val="1A1A1A"/>
                 <w:sz w:val="16"/>
               </w:rPr>
-              <w:t>• IBM AI Engineering, 2023 &amp; Generative AI and Agents — Johns Hopkins, 2026</w:t>
+              <w:t>• IBM AI Engineering, 2023 &amp; Generative AI and Agents, Johns Hopkins, 2026</w:t>
             </w:r>
           </w:p>
         </w:tc>
@@ -3150,7 +3150,7 @@
                 <w:color w:val="1A1A1A"/>
                 <w:sz w:val="16"/>
               </w:rPr>
-              <w:t>• Safety Advocate of the Year — FIPL, 2023</w:t>
+              <w:t>• Safety Advocate of the Year, FIPL, 2023</w:t>
             </w:r>
           </w:p>
         </w:tc>
@@ -3172,7 +3172,7 @@
                 <w:color w:val="1A1A1A"/>
                 <w:sz w:val="16"/>
               </w:rPr>
-              <w:t>• Safety Sentinel Award — FIPL Trans-Amadi, 2023</w:t>
+              <w:t>• Safety Sentinel Award, FIPL Trans-Amadi, 2023</w:t>
             </w:r>
           </w:p>
         </w:tc>
@@ -3192,7 +3192,7 @@
                 <w:color w:val="1A1A1A"/>
                 <w:sz w:val="16"/>
               </w:rPr>
-              <w:t>• 1st Runner-Up — Sahara Group Innovation Hackathon, 2020</w:t>
+              <w:t>• 1st Runner-Up, Sahara Group Innovation Hackathon, 2020</w:t>
             </w:r>
           </w:p>
         </w:tc>
@@ -3212,7 +3212,7 @@
                 <w:color w:val="1A1A1A"/>
                 <w:sz w:val="16"/>
               </w:rPr>
-              <w:t>• Chairman's Recognition for Innovation — Sahara Group, 2019</w:t>
+              <w:t>• Chairman's Recognition for Innovation, Sahara Group, 2019</w:t>
             </w:r>
           </w:p>
         </w:tc>
@@ -3396,7 +3396,7 @@
         <w:color w:val="3F4A54"/>
         <w:sz w:val="16"/>
       </w:rPr>
-      <w:t>Chukwuemeka Osmund Azodo — Machinery Engineer</w:t>
+      <w:t>Chukwuemeka Osmund Azodo, Machinery Engineer</w:t>
     </w:r>
   </w:p>
 </w:ftr>
